--- a/downloads/teacher/05 Materials/Unit 03/Slides/Slides 03.07 - Stress What It Is and My Stress Map.docx
+++ b/downloads/teacher/05 Materials/Unit 03/Slides/Slides 03.07 - Stress What It Is and My Stress Map.docx
@@ -17,7 +17,7 @@
         <w:pStyle w:val="FirstParagraph"/>
       </w:pPr>
       <w:r>
-        <w:t xml:space="preserve">Slide outline for Lesson 3.7. Eleven slides. Slide 10 carries the who-to-ask list; Sal fills in the counselor’s name, the nurse’s room, and the help line your school approves before this runs. The map is private; slide 6 says so and Sal says so twice.</w:t>
+        <w:t xml:space="preserve">Slide outline for Lesson 3.7. Eleven slides. Slide 10 carries the who-to-ask list; I fill in the counselor’s name, the nurse’s room, and the help line the school approves before this runs. The map is private; slide 6 says so and I say so twice.</w:t>
       </w:r>
     </w:p>
     <w:p>
@@ -627,16 +627,7 @@
         <w:pStyle w:val="Compact"/>
       </w:pPr>
       <w:r>
-        <w:t xml:space="preserve">The school counselor:</w:t>
-      </w:r>
-      <w:r>
-        <w:t xml:space="preserve"> </w:t>
-      </w:r>
-      <w:r>
-        <w:rPr>
-          <w:rStyle w:val="TeacherNote"/>
-        </w:rPr>
-        <w:t xml:space="preserve">[Sal: name and room]</w:t>
+        <w:t xml:space="preserve">The school counselor, in the counseling office</w:t>
       </w:r>
     </w:p>
     <w:p>
@@ -648,16 +639,7 @@
         <w:pStyle w:val="Compact"/>
       </w:pPr>
       <w:r>
-        <w:t xml:space="preserve">The nurse:</w:t>
-      </w:r>
-      <w:r>
-        <w:t xml:space="preserve"> </w:t>
-      </w:r>
-      <w:r>
-        <w:rPr>
-          <w:rStyle w:val="TeacherNote"/>
-        </w:rPr>
-        <w:t xml:space="preserve">[Sal: room]</w:t>
+        <w:t xml:space="preserve">The nurse, in the nurse’s office</w:t>
       </w:r>
     </w:p>
     <w:p>
@@ -705,16 +687,7 @@
         <w:pStyle w:val="Compact"/>
       </w:pPr>
       <w:r>
-        <w:t xml:space="preserve">A help line the school approves:</w:t>
-      </w:r>
-      <w:r>
-        <w:t xml:space="preserve"> </w:t>
-      </w:r>
-      <w:r>
-        <w:rPr>
-          <w:rStyle w:val="TeacherNote"/>
-        </w:rPr>
-        <w:t xml:space="preserve">[Sal: the number your school uses]</w:t>
+        <w:t xml:space="preserve">A help line the school approves</w:t>
       </w:r>
       <w:r>
         <w:t xml:space="preserve"> </w:t>
